--- a/rel122/inspiered_question/Inspiered_question.docx
+++ b/rel122/inspiered_question/Inspiered_question.docx
@@ -646,7 +646,19 @@
         <w:t xml:space="preserve">This knowledge has helped me understand that God is in control. I often worry about my family and whether I am doing enough to help them reach the celestial kingdom. </w:t>
       </w:r>
       <w:r>
-        <w:t>This paper has helped me realize that that isn’t my job, Its Gods. I hope that</w:t>
+        <w:t>This paper has helped me realize that that isn’t my job, It</w:t>
+      </w:r>
+      <w:r>
+        <w:t>’</w:t>
+      </w:r>
+      <w:r>
+        <w:t>s God</w:t>
+      </w:r>
+      <w:r>
+        <w:t>’</w:t>
+      </w:r>
+      <w:r>
+        <w:t>s. I hope that</w:t>
       </w:r>
       <w:r>
         <w:t xml:space="preserve"> they will recognize their Savior</w:t>
